--- a/az/wisdom-stories/door-to-the-heart.docx
+++ b/az/wisdom-stories/door-to-the-heart.docx
@@ -34,7 +34,7 @@
         <w:pStyle w:val="NormalWeb"/>
       </w:pPr>
       <w:r>
-        <w:t>— Gözəl rəsmdir, amma bir məqamı anlamıram. Bu qapı necə açılacaq? Bəlkə dəstəyini çəkməyi unutmusunuz?</w:t>
+        <w:t>— Gözəl rəsmdir, amma bir məqamı anlamıram. Bu qapı necə açılacaq? Bəlkə, dəstəyini çəkməyi unutmusunuz?</w:t>
       </w:r>
     </w:p>
     <w:p>
